--- a/docs/3/S28/S28.docx
+++ b/docs/3/S28/S28.docx
@@ -106,7 +106,7 @@
               <w:rPr>
                 <w:rFonts w:ascii="Aptos" w:hAnsi="Aptos"/>
               </w:rPr>
-              <w:t>2</w:t>
+              <w:t>3</w:t>
             </w:r>
             <w:r>
               <w:rPr>
@@ -125,7 +125,7 @@
               <w:rPr>
                 <w:rFonts w:ascii="Aptos" w:hAnsi="Aptos"/>
               </w:rPr>
-              <w:t>4</w:t>
+              <w:t>3</w:t>
             </w:r>
             <w:r>
               <w:rPr>
@@ -293,7 +293,7 @@
               <w:rPr>
                 <w:rFonts w:ascii="Aptos" w:hAnsi="Aptos"/>
               </w:rPr>
-              <w:t>Évaluation de fin de chapitre</w:t>
+              <w:t>Travaux pratiques</w:t>
             </w:r>
           </w:p>
           <w:p>
@@ -348,40 +348,204 @@
         <w:rPr>
           <w:rFonts w:ascii="Aptos" w:hAnsi="Aptos"/>
         </w:rPr>
-        <w:t>Évaluation de fin de chapitre – Semaine 2</w:t>
+        <w:t>Travaux pratiques</w:t>
       </w:r>
       <w:r>
         <w:rPr>
           <w:rFonts w:ascii="Aptos" w:hAnsi="Aptos"/>
         </w:rPr>
-        <w:t>4</w:t>
+        <w:t xml:space="preserve"> </w:t>
+      </w:r>
+      <w:r>
+        <w:rPr>
+          <w:rFonts w:ascii="Aptos" w:hAnsi="Aptos"/>
+        </w:rPr>
+        <w:t>– Semaine 2</w:t>
+      </w:r>
+      <w:r>
+        <w:rPr>
+          <w:rFonts w:ascii="Aptos" w:hAnsi="Aptos"/>
+        </w:rPr>
+        <w:t>8</w:t>
       </w:r>
     </w:p>
-    <w:tbl>
-      <w:tblPr>
-        <w:tblStyle w:val="Grilledutableau"/>
-        <w:tblW w:w="0" w:type="auto"/>
-        <w:tblLook w:val="04A0" w:firstRow="1" w:lastRow="0" w:firstColumn="1" w:lastColumn="0" w:noHBand="0" w:noVBand="1"/>
-      </w:tblPr>
-      <w:tblGrid>
-        <w:gridCol w:w="10790"/>
-      </w:tblGrid>
-      <w:tr>
-        <w:tc>
-          <w:tcPr>
-            <w:tcW w:w="10790" w:type="dxa"/>
-          </w:tcPr>
-          <w:p>
-            <w:pPr>
-              <w:jc w:val="center"/>
-            </w:pPr>
-            <w:r>
-              <w:t>Attention : pour chaque question, une seule réponse est correcte</w:t>
-            </w:r>
-          </w:p>
-        </w:tc>
-      </w:tr>
-    </w:tbl>
+    <w:p>
+      <w:pPr>
+        <w:spacing w:after="0" w:line="276" w:lineRule="auto"/>
+        <w:jc w:val="center"/>
+        <w:rPr>
+          <w:rFonts w:ascii="Aptos" w:hAnsi="Aptos"/>
+        </w:rPr>
+      </w:pPr>
+    </w:p>
+    <w:p>
+      <w:pPr>
+        <w:spacing w:after="0" w:line="276" w:lineRule="auto"/>
+        <w:jc w:val="center"/>
+        <w:rPr>
+          <w:rFonts w:ascii="Aptos" w:hAnsi="Aptos"/>
+        </w:rPr>
+      </w:pPr>
+      <w:r>
+        <w:rPr>
+          <w:rFonts w:ascii="Aptos" w:hAnsi="Aptos"/>
+        </w:rPr>
+        <w:t xml:space="preserve">1. </w:t>
+      </w:r>
+      <w:r>
+        <w:rPr>
+          <w:rFonts w:ascii="Aptos" w:hAnsi="Aptos"/>
+        </w:rPr>
+        <w:t>Système étudié</w:t>
+      </w:r>
+    </w:p>
+    <w:p>
+      <w:pPr>
+        <w:spacing w:after="0" w:line="276" w:lineRule="auto"/>
+        <w:jc w:val="center"/>
+        <w:rPr>
+          <w:rFonts w:ascii="Aptos" w:hAnsi="Aptos"/>
+        </w:rPr>
+      </w:pPr>
+      <w:r>
+        <w:rPr>
+          <w:rFonts w:ascii="Aptos" w:hAnsi="Aptos"/>
+        </w:rPr>
+        <w:t xml:space="preserve">2. </w:t>
+      </w:r>
+      <w:r>
+        <w:rPr>
+          <w:rFonts w:ascii="Aptos" w:hAnsi="Aptos"/>
+        </w:rPr>
+        <w:t>Référentiel utilisé pour décrire le mouvement et les forces</w:t>
+      </w:r>
+    </w:p>
+    <w:p>
+      <w:pPr>
+        <w:spacing w:after="0" w:line="276" w:lineRule="auto"/>
+        <w:jc w:val="center"/>
+        <w:rPr>
+          <w:rFonts w:ascii="Aptos" w:hAnsi="Aptos"/>
+        </w:rPr>
+      </w:pPr>
+      <w:r>
+        <w:rPr>
+          <w:rFonts w:ascii="Aptos" w:hAnsi="Aptos"/>
+        </w:rPr>
+        <w:t xml:space="preserve">3. </w:t>
+      </w:r>
+      <w:r>
+        <w:rPr>
+          <w:rFonts w:ascii="Aptos" w:hAnsi="Aptos"/>
+        </w:rPr>
+        <w:t>Bilan des forces</w:t>
+      </w:r>
+    </w:p>
+    <w:p>
+      <w:pPr>
+        <w:spacing w:after="0" w:line="276" w:lineRule="auto"/>
+        <w:jc w:val="center"/>
+        <w:rPr>
+          <w:rFonts w:ascii="Aptos" w:hAnsi="Aptos"/>
+        </w:rPr>
+      </w:pPr>
+      <w:r>
+        <w:rPr>
+          <w:rFonts w:ascii="Aptos" w:hAnsi="Aptos"/>
+        </w:rPr>
+        <w:t>4. É</w:t>
+      </w:r>
+      <w:r>
+        <w:rPr>
+          <w:rFonts w:ascii="Aptos" w:hAnsi="Aptos"/>
+        </w:rPr>
+        <w:t>valuation de l’intensité des forces</w:t>
+      </w:r>
+    </w:p>
+    <w:p>
+      <w:pPr>
+        <w:spacing w:after="0" w:line="276" w:lineRule="auto"/>
+        <w:jc w:val="center"/>
+        <w:rPr>
+          <w:rFonts w:ascii="Aptos" w:hAnsi="Aptos"/>
+        </w:rPr>
+      </w:pPr>
+      <w:r>
+        <w:rPr>
+          <w:rFonts w:ascii="Aptos" w:hAnsi="Aptos"/>
+        </w:rPr>
+        <w:t xml:space="preserve">5. </w:t>
+      </w:r>
+      <w:r>
+        <w:rPr>
+          <w:rFonts w:ascii="Aptos" w:hAnsi="Aptos"/>
+        </w:rPr>
+        <w:t>Schéma de vos objets</w:t>
+      </w:r>
+    </w:p>
+    <w:p>
+      <w:pPr>
+        <w:spacing w:after="0" w:line="276" w:lineRule="auto"/>
+        <w:jc w:val="center"/>
+        <w:rPr>
+          <w:rFonts w:ascii="Aptos" w:hAnsi="Aptos"/>
+        </w:rPr>
+      </w:pPr>
+      <w:r>
+        <w:rPr>
+          <w:rFonts w:ascii="Aptos" w:hAnsi="Aptos"/>
+        </w:rPr>
+        <w:t>6.</w:t>
+      </w:r>
+      <w:r>
+        <w:t xml:space="preserve"> </w:t>
+      </w:r>
+      <w:r>
+        <w:rPr>
+          <w:rFonts w:ascii="Aptos" w:hAnsi="Aptos"/>
+        </w:rPr>
+        <w:t>Schéma de forces</w:t>
+      </w:r>
+      <w:r>
+        <w:rPr>
+          <w:rFonts w:ascii="Aptos" w:hAnsi="Aptos"/>
+        </w:rPr>
+        <w:t xml:space="preserve"> </w:t>
+      </w:r>
+      <w:r>
+        <w:rPr>
+          <w:rFonts w:ascii="Aptos" w:hAnsi="Aptos"/>
+        </w:rPr>
+        <w:t>avec des flèches à l’échelle</w:t>
+      </w:r>
+    </w:p>
+    <w:p>
+      <w:pPr>
+        <w:spacing w:after="0" w:line="276" w:lineRule="auto"/>
+        <w:jc w:val="center"/>
+        <w:rPr>
+          <w:rFonts w:ascii="Aptos" w:hAnsi="Aptos"/>
+        </w:rPr>
+      </w:pPr>
+    </w:p>
+    <w:p>
+      <w:pPr>
+        <w:spacing w:after="0" w:line="276" w:lineRule="auto"/>
+        <w:jc w:val="center"/>
+        <w:rPr>
+          <w:rFonts w:ascii="Aptos" w:hAnsi="Aptos"/>
+        </w:rPr>
+      </w:pPr>
+    </w:p>
+    <w:p>
+      <w:pPr>
+        <w:spacing w:after="0" w:line="276" w:lineRule="auto"/>
+        <w:jc w:val="center"/>
+        <w:rPr>
+          <w:rFonts w:ascii="Aptos" w:hAnsi="Aptos"/>
+        </w:rPr>
+      </w:pPr>
+    </w:p>
     <w:p>
       <w:pPr>
         <w:spacing w:after="0" w:line="276" w:lineRule="auto"/>
@@ -875,6 +1039,7 @@
               <w:jc w:val="both"/>
             </w:pPr>
             <w:r>
+              <w:lastRenderedPageBreak/>
               <w:t>D</w:t>
             </w:r>
             <w:r>
@@ -1034,6 +1199,7 @@
                 <w:b/>
                 <w:bCs/>
               </w:rPr>
+              <w:lastRenderedPageBreak/>
               <w:t>4</w:t>
             </w:r>
             <w:r>
@@ -1113,6 +1279,7 @@
               <w:jc w:val="both"/>
             </w:pPr>
             <w:r>
+              <w:lastRenderedPageBreak/>
               <w:t>D</w:t>
             </w:r>
             <w:r>
@@ -2407,7 +2574,11 @@
               <w:t xml:space="preserve">Cochez l’équation chimique représentant côté réactifs </w:t>
             </w:r>
             <w:r>
-              <w:t>deux molécules non liées entre elles du dihydrogène et une molécule du dioxygène ; côté produits deux molécules non liées entre elles d’eau</w:t>
+              <w:t xml:space="preserve">deux molécules non liées entre elles du </w:t>
+            </w:r>
+            <w:r>
+              <w:lastRenderedPageBreak/>
+              <w:t>dihydrogène et une molécule du dioxygène ; côté produits deux molécules non liées entre elles d’eau</w:t>
             </w:r>
           </w:p>
           <w:p>
@@ -3171,6 +3342,7 @@
                 <w:b/>
                 <w:bCs/>
               </w:rPr>
+              <w:lastRenderedPageBreak/>
               <w:t>10</w:t>
             </w:r>
             <w:r>
@@ -3194,7 +3366,11 @@
               <w:t>dihydrogène dioxyde</w:t>
             </w:r>
             <w:r>
-              <w:t> ; côté produits deux molécules non liées entre elles d’eau et une molécule du dioxygène</w:t>
+              <w:t xml:space="preserve"> ; côté produits deux molécules </w:t>
+            </w:r>
+            <w:r>
+              <w:lastRenderedPageBreak/>
+              <w:t>non liées entre elles d’eau et une molécule du dioxygène</w:t>
             </w:r>
           </w:p>
           <w:p>
@@ -7125,8 +7301,9 @@
                 <w:rFonts w:ascii="Aptos" w:hAnsi="Aptos"/>
                 <w:noProof/>
               </w:rPr>
+              <w:lastRenderedPageBreak/>
               <w:drawing>
-                <wp:inline distT="0" distB="0" distL="0" distR="0" wp14:anchorId="52B3260B" wp14:editId="0E9AC997">
+                <wp:inline distT="0" distB="0" distL="0" distR="0" wp14:anchorId="52B3260B" wp14:editId="4F2B1825">
                   <wp:extent cx="2655592" cy="3305617"/>
                   <wp:effectExtent l="0" t="0" r="0" b="0"/>
                   <wp:docPr id="811501789" name="Image 27"/>
@@ -8171,7 +8348,6 @@
   <w:style w:type="character" w:default="1" w:styleId="Policepardfaut">
     <w:name w:val="Default Paragraph Font"/>
     <w:uiPriority w:val="1"/>
-    <w:semiHidden/>
     <w:unhideWhenUsed/>
   </w:style>
   <w:style w:type="table" w:default="1" w:styleId="TableauNormal">
